--- a/Deliverables/Task C.5/Week9-TaskC.5report.docx
+++ b/Deliverables/Task C.5/Week9-TaskC.5report.docx
@@ -78,7 +78,7 @@
           <w:noProof/>
         </w:rPr>
         <w:drawing>
-          <wp:anchor distT="0" distB="0" distL="114300" distR="114300" simplePos="0" relativeHeight="251659264" behindDoc="1" locked="0" layoutInCell="1" allowOverlap="1" wp14:anchorId="09EB59F3" wp14:editId="71A8EBD6">
+          <wp:anchor distT="0" distB="0" distL="114300" distR="114300" simplePos="0" relativeHeight="251659264" behindDoc="1" locked="0" layoutInCell="1" allowOverlap="1" wp14:anchorId="09EB59F3" wp14:editId="60163067">
             <wp:simplePos x="0" y="0"/>
             <wp:positionH relativeFrom="margin">
               <wp:align>left</wp:align>
@@ -817,7 +817,7 @@
           <w:r>
             <w:fldChar w:fldCharType="separate"/>
           </w:r>
-          <w:hyperlink w:anchor="_Toc225684075" w:history="1">
+          <w:hyperlink w:anchor="_Toc225885481" w:history="1">
             <w:r>
               <w:rPr>
                 <w:rStyle w:val="Hyperlink"/>
@@ -844,7 +844,7 @@
                 <w:noProof/>
                 <w:webHidden/>
               </w:rPr>
-              <w:instrText xml:space="preserve"> PAGEREF _Toc225684075 \h </w:instrText>
+              <w:instrText xml:space="preserve"> PAGEREF _Toc225885481 \h </w:instrText>
             </w:r>
             <w:r>
               <w:rPr>
@@ -864,7 +864,7 @@
                 <w:noProof/>
                 <w:webHidden/>
               </w:rPr>
-              <w:t>3</w:t>
+              <w:t>2</w:t>
             </w:r>
             <w:r>
               <w:rPr>
@@ -888,13 +888,13 @@
               <w:szCs w:val="24"/>
             </w:rPr>
           </w:pPr>
-          <w:hyperlink w:anchor="_Toc225684076" w:history="1">
+          <w:hyperlink w:anchor="_Toc225885482" w:history="1">
             <w:r>
               <w:rPr>
                 <w:rStyle w:val="Hyperlink"/>
                 <w:noProof/>
               </w:rPr>
-              <w:t>2. Dynamic DL Model Builder Function (Requirement 1)</w:t>
+              <w:t>2. Implementation Summary (Functions Required by Task C.5)</w:t>
             </w:r>
             <w:r>
               <w:rPr>
@@ -915,7 +915,7 @@
                 <w:noProof/>
                 <w:webHidden/>
               </w:rPr>
-              <w:instrText xml:space="preserve"> PAGEREF _Toc225684076 \h </w:instrText>
+              <w:instrText xml:space="preserve"> PAGEREF _Toc225885482 \h </w:instrText>
             </w:r>
             <w:r>
               <w:rPr>
@@ -959,13 +959,13 @@
               <w:szCs w:val="24"/>
             </w:rPr>
           </w:pPr>
-          <w:hyperlink w:anchor="_Toc225684077" w:history="1">
+          <w:hyperlink w:anchor="_Toc225885483" w:history="1">
             <w:r>
               <w:rPr>
                 <w:rStyle w:val="Hyperlink"/>
                 <w:noProof/>
               </w:rPr>
-              <w:t>2.1 Purpose</w:t>
+              <w:t>2.1 Multistep prediction</w:t>
             </w:r>
             <w:r>
               <w:rPr>
@@ -986,7 +986,7 @@
                 <w:noProof/>
                 <w:webHidden/>
               </w:rPr>
-              <w:instrText xml:space="preserve"> PAGEREF _Toc225684077 \h </w:instrText>
+              <w:instrText xml:space="preserve"> PAGEREF _Toc225885483 \h </w:instrText>
             </w:r>
             <w:r>
               <w:rPr>
@@ -1030,13 +1030,13 @@
               <w:szCs w:val="24"/>
             </w:rPr>
           </w:pPr>
-          <w:hyperlink w:anchor="_Toc225684078" w:history="1">
+          <w:hyperlink w:anchor="_Toc225885484" w:history="1">
             <w:r>
               <w:rPr>
                 <w:rStyle w:val="Hyperlink"/>
                 <w:noProof/>
               </w:rPr>
-              <w:t>2.2 Function inputs and outputs (what it takes and returns)</w:t>
+              <w:t>2.2 Simple multivariate prediction</w:t>
             </w:r>
             <w:r>
               <w:rPr>
@@ -1057,7 +1057,7 @@
                 <w:noProof/>
                 <w:webHidden/>
               </w:rPr>
-              <w:instrText xml:space="preserve"> PAGEREF _Toc225684078 \h </w:instrText>
+              <w:instrText xml:space="preserve"> PAGEREF _Toc225885484 \h </w:instrText>
             </w:r>
             <w:r>
               <w:rPr>
@@ -1101,13 +1101,13 @@
               <w:szCs w:val="24"/>
             </w:rPr>
           </w:pPr>
-          <w:hyperlink w:anchor="_Toc225684079" w:history="1">
+          <w:hyperlink w:anchor="_Toc225885485" w:history="1">
             <w:r>
               <w:rPr>
                 <w:rStyle w:val="Hyperlink"/>
                 <w:noProof/>
               </w:rPr>
-              <w:t>2.3 Less straightforward lines (key code reasoning)</w:t>
+              <w:t>2.3 Multivariate + multistep</w:t>
             </w:r>
             <w:r>
               <w:rPr>
@@ -1128,7 +1128,78 @@
                 <w:noProof/>
                 <w:webHidden/>
               </w:rPr>
-              <w:instrText xml:space="preserve"> PAGEREF _Toc225684079 \h </w:instrText>
+              <w:instrText xml:space="preserve"> PAGEREF _Toc225885485 \h </w:instrText>
+            </w:r>
+            <w:r>
+              <w:rPr>
+                <w:noProof/>
+                <w:webHidden/>
+              </w:rPr>
+            </w:r>
+            <w:r>
+              <w:rPr>
+                <w:noProof/>
+                <w:webHidden/>
+              </w:rPr>
+              <w:fldChar w:fldCharType="separate"/>
+            </w:r>
+            <w:r>
+              <w:rPr>
+                <w:noProof/>
+                <w:webHidden/>
+              </w:rPr>
+              <w:t>4</w:t>
+            </w:r>
+            <w:r>
+              <w:rPr>
+                <w:noProof/>
+                <w:webHidden/>
+              </w:rPr>
+              <w:fldChar w:fldCharType="end"/>
+            </w:r>
+          </w:hyperlink>
+        </w:p>
+        <w:p>
+          <w:pPr>
+            <w:pStyle w:val="TOC1"/>
+            <w:tabs>
+              <w:tab w:val="right" w:leader="dot" w:pos="9350"/>
+            </w:tabs>
+            <w:rPr>
+              <w:rFonts w:eastAsiaTheme="minorEastAsia"/>
+              <w:noProof/>
+              <w:sz w:val="24"/>
+              <w:szCs w:val="24"/>
+            </w:rPr>
+          </w:pPr>
+          <w:hyperlink w:anchor="_Toc225885486" w:history="1">
+            <w:r>
+              <w:rPr>
+                <w:rStyle w:val="Hyperlink"/>
+                <w:noProof/>
+              </w:rPr>
+              <w:t>3. Less Straightforward Code Lines</w:t>
+            </w:r>
+            <w:r>
+              <w:rPr>
+                <w:noProof/>
+                <w:webHidden/>
+              </w:rPr>
+              <w:tab/>
+            </w:r>
+            <w:r>
+              <w:rPr>
+                <w:noProof/>
+                <w:webHidden/>
+              </w:rPr>
+              <w:fldChar w:fldCharType="begin"/>
+            </w:r>
+            <w:r>
+              <w:rPr>
+                <w:noProof/>
+                <w:webHidden/>
+              </w:rPr>
+              <w:instrText xml:space="preserve"> PAGEREF _Toc225885486 \h </w:instrText>
             </w:r>
             <w:r>
               <w:rPr>
@@ -1172,13 +1243,13 @@
               <w:szCs w:val="24"/>
             </w:rPr>
           </w:pPr>
-          <w:hyperlink w:anchor="_Toc225684080" w:history="1">
+          <w:hyperlink w:anchor="_Toc225885487" w:history="1">
             <w:r>
               <w:rPr>
                 <w:rStyle w:val="Hyperlink"/>
                 <w:noProof/>
               </w:rPr>
-              <w:t>2.4 References used</w:t>
+              <w:t>3.1 Building multistep labels safely (indexing logic)</w:t>
             </w:r>
             <w:r>
               <w:rPr>
@@ -1199,7 +1270,13 @@
                 <w:noProof/>
                 <w:webHidden/>
               </w:rPr>
-              <w:instrText xml:space="preserve"> PAGEREF _Toc225684080 \h </w:instrText>
+              <w:instrText xml:space="preserve"> PAGEREF _Toc225885487 \h </w:instrText>
+            </w:r>
+            <w:r>
+              <w:rPr>
+                <w:noProof/>
+                <w:webHidden/>
+              </w:rPr>
             </w:r>
             <w:r>
               <w:rPr>
@@ -1210,12 +1287,10 @@
             </w:r>
             <w:r>
               <w:rPr>
-                <w:b/>
-                <w:bCs/>
-                <w:noProof/>
-                <w:webHidden/>
-              </w:rPr>
-              <w:t>Error! Bookmark not defined.</w:t>
+                <w:noProof/>
+                <w:webHidden/>
+              </w:rPr>
+              <w:t>4</w:t>
             </w:r>
             <w:r>
               <w:rPr>
@@ -1239,13 +1314,21 @@
               <w:szCs w:val="24"/>
             </w:rPr>
           </w:pPr>
-          <w:hyperlink w:anchor="_Toc225684081" w:history="1">
+          <w:hyperlink w:anchor="_Toc225885488" w:history="1">
             <w:r>
               <w:rPr>
                 <w:rStyle w:val="Hyperlink"/>
                 <w:noProof/>
-              </w:rPr>
-              <w:t>3. Experiment Setup</w:t>
+                <w:lang w:val="vi-VN"/>
+              </w:rPr>
+              <w:t xml:space="preserve">3.2 </w:t>
+            </w:r>
+            <w:r>
+              <w:rPr>
+                <w:rStyle w:val="Hyperlink"/>
+                <w:noProof/>
+              </w:rPr>
+              <w:t>Keeping the model output compatible with y shape</w:t>
             </w:r>
             <w:r>
               <w:rPr>
@@ -1266,7 +1349,7 @@
                 <w:noProof/>
                 <w:webHidden/>
               </w:rPr>
-              <w:instrText xml:space="preserve"> PAGEREF _Toc225684081 \h </w:instrText>
+              <w:instrText xml:space="preserve"> PAGEREF _Toc225885488 \h </w:instrText>
             </w:r>
             <w:r>
               <w:rPr>
@@ -1310,13 +1393,13 @@
               <w:szCs w:val="24"/>
             </w:rPr>
           </w:pPr>
-          <w:hyperlink w:anchor="_Toc225684082" w:history="1">
+          <w:hyperlink w:anchor="_Toc225885489" w:history="1">
             <w:r>
               <w:rPr>
                 <w:rStyle w:val="Hyperlink"/>
                 <w:noProof/>
               </w:rPr>
-              <w:t>3.1 Controlled settings (kept constant)</w:t>
+              <w:t>3.3 Inverse transform for multistep outputs (scaler handling)</w:t>
             </w:r>
             <w:r>
               <w:rPr>
@@ -1337,7 +1420,7 @@
                 <w:noProof/>
                 <w:webHidden/>
               </w:rPr>
-              <w:instrText xml:space="preserve"> PAGEREF _Toc225684082 \h </w:instrText>
+              <w:instrText xml:space="preserve"> PAGEREF _Toc225885489 \h </w:instrText>
             </w:r>
             <w:r>
               <w:rPr>
@@ -1357,7 +1440,7 @@
                 <w:noProof/>
                 <w:webHidden/>
               </w:rPr>
-              <w:t>4</w:t>
+              <w:t>5</w:t>
             </w:r>
             <w:r>
               <w:rPr>
@@ -1381,21 +1464,13 @@
               <w:szCs w:val="24"/>
             </w:rPr>
           </w:pPr>
-          <w:hyperlink w:anchor="_Toc225684083" w:history="1">
+          <w:hyperlink w:anchor="_Toc225885490" w:history="1">
             <w:r>
               <w:rPr>
                 <w:rStyle w:val="Hyperlink"/>
                 <w:noProof/>
-                <w:lang w:val="vi-VN"/>
-              </w:rPr>
-              <w:t xml:space="preserve">3.2 </w:t>
-            </w:r>
-            <w:r>
-              <w:rPr>
-                <w:rStyle w:val="Hyperlink"/>
-                <w:noProof/>
-              </w:rPr>
-              <w:t>Variables tested</w:t>
+              </w:rPr>
+              <w:t>3.4 Handling “Adj Close” column differences in yfinance</w:t>
             </w:r>
             <w:r>
               <w:rPr>
@@ -1416,7 +1491,7 @@
                 <w:noProof/>
                 <w:webHidden/>
               </w:rPr>
-              <w:instrText xml:space="preserve"> PAGEREF _Toc225684083 \h </w:instrText>
+              <w:instrText xml:space="preserve"> PAGEREF _Toc225885490 \h </w:instrText>
             </w:r>
             <w:r>
               <w:rPr>
@@ -1436,7 +1511,7 @@
                 <w:noProof/>
                 <w:webHidden/>
               </w:rPr>
-              <w:t>4</w:t>
+              <w:t>5</w:t>
             </w:r>
             <w:r>
               <w:rPr>
@@ -1460,13 +1535,13 @@
               <w:szCs w:val="24"/>
             </w:rPr>
           </w:pPr>
-          <w:hyperlink w:anchor="_Toc225684084" w:history="1">
+          <w:hyperlink w:anchor="_Toc225885491" w:history="1">
             <w:r>
               <w:rPr>
                 <w:rStyle w:val="Hyperlink"/>
                 <w:noProof/>
               </w:rPr>
-              <w:t>3.3 Evaluation metrics</w:t>
+              <w:t>3.5 Plotting multistep predictions clearly</w:t>
             </w:r>
             <w:r>
               <w:rPr>
@@ -1487,7 +1562,7 @@
                 <w:noProof/>
                 <w:webHidden/>
               </w:rPr>
-              <w:instrText xml:space="preserve"> PAGEREF _Toc225684084 \h </w:instrText>
+              <w:instrText xml:space="preserve"> PAGEREF _Toc225885491 \h </w:instrText>
             </w:r>
             <w:r>
               <w:rPr>
@@ -1531,13 +1606,13 @@
               <w:szCs w:val="24"/>
             </w:rPr>
           </w:pPr>
-          <w:hyperlink w:anchor="_Toc225684085" w:history="1">
+          <w:hyperlink w:anchor="_Toc225885492" w:history="1">
             <w:r>
               <w:rPr>
                 <w:rStyle w:val="Hyperlink"/>
                 <w:noProof/>
               </w:rPr>
-              <w:t>4. Results Summary (6 runs)</w:t>
+              <w:t>4. References Used</w:t>
             </w:r>
             <w:r>
               <w:rPr>
@@ -1558,7 +1633,13 @@
                 <w:noProof/>
                 <w:webHidden/>
               </w:rPr>
-              <w:instrText xml:space="preserve"> PAGEREF _Toc225684085 \h </w:instrText>
+              <w:instrText xml:space="preserve"> PAGEREF _Toc225885492 \h </w:instrText>
+            </w:r>
+            <w:r>
+              <w:rPr>
+                <w:noProof/>
+                <w:webHidden/>
+              </w:rPr>
             </w:r>
             <w:r>
               <w:rPr>
@@ -1569,12 +1650,81 @@
             </w:r>
             <w:r>
               <w:rPr>
-                <w:b/>
-                <w:bCs/>
-                <w:noProof/>
-                <w:webHidden/>
-              </w:rPr>
-              <w:t>Error! Bookmark not defined.</w:t>
+                <w:noProof/>
+                <w:webHidden/>
+              </w:rPr>
+              <w:t>5</w:t>
+            </w:r>
+            <w:r>
+              <w:rPr>
+                <w:noProof/>
+                <w:webHidden/>
+              </w:rPr>
+              <w:fldChar w:fldCharType="end"/>
+            </w:r>
+          </w:hyperlink>
+        </w:p>
+        <w:p>
+          <w:pPr>
+            <w:pStyle w:val="TOC1"/>
+            <w:tabs>
+              <w:tab w:val="right" w:leader="dot" w:pos="9350"/>
+            </w:tabs>
+            <w:rPr>
+              <w:rFonts w:eastAsiaTheme="minorEastAsia"/>
+              <w:noProof/>
+              <w:sz w:val="24"/>
+              <w:szCs w:val="24"/>
+            </w:rPr>
+          </w:pPr>
+          <w:hyperlink w:anchor="_Toc225885493" w:history="1">
+            <w:r>
+              <w:rPr>
+                <w:rStyle w:val="Hyperlink"/>
+                <w:noProof/>
+              </w:rPr>
+              <w:t>5. Experiment Results Summary (Multistep / Multivariate / Combined)</w:t>
+            </w:r>
+            <w:r>
+              <w:rPr>
+                <w:noProof/>
+                <w:webHidden/>
+              </w:rPr>
+              <w:tab/>
+            </w:r>
+            <w:r>
+              <w:rPr>
+                <w:noProof/>
+                <w:webHidden/>
+              </w:rPr>
+              <w:fldChar w:fldCharType="begin"/>
+            </w:r>
+            <w:r>
+              <w:rPr>
+                <w:noProof/>
+                <w:webHidden/>
+              </w:rPr>
+              <w:instrText xml:space="preserve"> PAGEREF _Toc225885493 \h </w:instrText>
+            </w:r>
+            <w:r>
+              <w:rPr>
+                <w:noProof/>
+                <w:webHidden/>
+              </w:rPr>
+            </w:r>
+            <w:r>
+              <w:rPr>
+                <w:noProof/>
+                <w:webHidden/>
+              </w:rPr>
+              <w:fldChar w:fldCharType="separate"/>
+            </w:r>
+            <w:r>
+              <w:rPr>
+                <w:noProof/>
+                <w:webHidden/>
+              </w:rPr>
+              <w:t>5</w:t>
             </w:r>
             <w:r>
               <w:rPr>
@@ -1598,13 +1748,13 @@
               <w:szCs w:val="24"/>
             </w:rPr>
           </w:pPr>
-          <w:hyperlink w:anchor="_Toc225684086" w:history="1">
+          <w:hyperlink w:anchor="_Toc225885494" w:history="1">
             <w:r>
               <w:rPr>
                 <w:rStyle w:val="Hyperlink"/>
                 <w:noProof/>
               </w:rPr>
-              <w:t>4.1 Config A — epochs=25, batch_size=64</w:t>
+              <w:t>5.1 Mode A — Multistep (univariate, Close only, k=5)</w:t>
             </w:r>
             <w:r>
               <w:rPr>
@@ -1625,7 +1775,13 @@
                 <w:noProof/>
                 <w:webHidden/>
               </w:rPr>
-              <w:instrText xml:space="preserve"> PAGEREF _Toc225684086 \h </w:instrText>
+              <w:instrText xml:space="preserve"> PAGEREF _Toc225885494 \h </w:instrText>
+            </w:r>
+            <w:r>
+              <w:rPr>
+                <w:noProof/>
+                <w:webHidden/>
+              </w:rPr>
             </w:r>
             <w:r>
               <w:rPr>
@@ -1636,12 +1792,10 @@
             </w:r>
             <w:r>
               <w:rPr>
-                <w:b/>
-                <w:bCs/>
-                <w:noProof/>
-                <w:webHidden/>
-              </w:rPr>
-              <w:t>Error! Bookmark not defined.</w:t>
+                <w:noProof/>
+                <w:webHidden/>
+              </w:rPr>
+              <w:t>5</w:t>
             </w:r>
             <w:r>
               <w:rPr>
@@ -1665,13 +1819,13 @@
               <w:szCs w:val="24"/>
             </w:rPr>
           </w:pPr>
-          <w:hyperlink w:anchor="_Toc225684087" w:history="1">
+          <w:hyperlink w:anchor="_Toc225885495" w:history="1">
             <w:r>
               <w:rPr>
                 <w:rStyle w:val="Hyperlink"/>
                 <w:noProof/>
               </w:rPr>
-              <w:t>4.2 Config B — epochs=32, batch_size=50</w:t>
+              <w:t>5.2 Mode B — Multivariate (single-step, 6 features)</w:t>
             </w:r>
             <w:r>
               <w:rPr>
@@ -1692,7 +1846,13 @@
                 <w:noProof/>
                 <w:webHidden/>
               </w:rPr>
-              <w:instrText xml:space="preserve"> PAGEREF _Toc225684087 \h </w:instrText>
+              <w:instrText xml:space="preserve"> PAGEREF _Toc225885495 \h </w:instrText>
+            </w:r>
+            <w:r>
+              <w:rPr>
+                <w:noProof/>
+                <w:webHidden/>
+              </w:rPr>
             </w:r>
             <w:r>
               <w:rPr>
@@ -1703,79 +1863,10 @@
             </w:r>
             <w:r>
               <w:rPr>
-                <w:b/>
-                <w:bCs/>
-                <w:noProof/>
-                <w:webHidden/>
-              </w:rPr>
-              <w:t>Error! Bookmark not defined.</w:t>
-            </w:r>
-            <w:r>
-              <w:rPr>
-                <w:noProof/>
-                <w:webHidden/>
-              </w:rPr>
-              <w:fldChar w:fldCharType="end"/>
-            </w:r>
-          </w:hyperlink>
-        </w:p>
-        <w:p>
-          <w:pPr>
-            <w:pStyle w:val="TOC1"/>
-            <w:tabs>
-              <w:tab w:val="right" w:leader="dot" w:pos="9350"/>
-            </w:tabs>
-            <w:rPr>
-              <w:rFonts w:eastAsiaTheme="minorEastAsia"/>
-              <w:noProof/>
-              <w:sz w:val="24"/>
-              <w:szCs w:val="24"/>
-            </w:rPr>
-          </w:pPr>
-          <w:hyperlink w:anchor="_Toc225684088" w:history="1">
-            <w:r>
-              <w:rPr>
-                <w:rStyle w:val="Hyperlink"/>
-                <w:noProof/>
-              </w:rPr>
-              <w:t>5. Discussion</w:t>
-            </w:r>
-            <w:r>
-              <w:rPr>
-                <w:noProof/>
-                <w:webHidden/>
-              </w:rPr>
-              <w:tab/>
-            </w:r>
-            <w:r>
-              <w:rPr>
-                <w:noProof/>
-                <w:webHidden/>
-              </w:rPr>
-              <w:fldChar w:fldCharType="begin"/>
-            </w:r>
-            <w:r>
-              <w:rPr>
-                <w:noProof/>
-                <w:webHidden/>
-              </w:rPr>
-              <w:instrText xml:space="preserve"> PAGEREF _Toc225684088 \h </w:instrText>
-            </w:r>
-            <w:r>
-              <w:rPr>
-                <w:noProof/>
-                <w:webHidden/>
-              </w:rPr>
-              <w:fldChar w:fldCharType="separate"/>
-            </w:r>
-            <w:r>
-              <w:rPr>
-                <w:b/>
-                <w:bCs/>
-                <w:noProof/>
-                <w:webHidden/>
-              </w:rPr>
-              <w:t>Error! Bookmark not defined.</w:t>
+                <w:noProof/>
+                <w:webHidden/>
+              </w:rPr>
+              <w:t>6</w:t>
             </w:r>
             <w:r>
               <w:rPr>
@@ -1799,13 +1890,13 @@
               <w:szCs w:val="24"/>
             </w:rPr>
           </w:pPr>
-          <w:hyperlink w:anchor="_Toc225684089" w:history="1">
+          <w:hyperlink w:anchor="_Toc225885496" w:history="1">
             <w:r>
               <w:rPr>
                 <w:rStyle w:val="Hyperlink"/>
                 <w:noProof/>
               </w:rPr>
-              <w:t>5.1 Accuracy comparison</w:t>
+              <w:t>5.3 Mode C — Multivariate + Multistep (6 features, k=5)</w:t>
             </w:r>
             <w:r>
               <w:rPr>
@@ -1826,7 +1917,13 @@
                 <w:noProof/>
                 <w:webHidden/>
               </w:rPr>
-              <w:instrText xml:space="preserve"> PAGEREF _Toc225684089 \h </w:instrText>
+              <w:instrText xml:space="preserve"> PAGEREF _Toc225885496 \h </w:instrText>
+            </w:r>
+            <w:r>
+              <w:rPr>
+                <w:noProof/>
+                <w:webHidden/>
+              </w:rPr>
             </w:r>
             <w:r>
               <w:rPr>
@@ -1837,213 +1934,10 @@
             </w:r>
             <w:r>
               <w:rPr>
-                <w:b/>
-                <w:bCs/>
-                <w:noProof/>
-                <w:webHidden/>
-              </w:rPr>
-              <w:t>Error! Bookmark not defined.</w:t>
-            </w:r>
-            <w:r>
-              <w:rPr>
-                <w:noProof/>
-                <w:webHidden/>
-              </w:rPr>
-              <w:fldChar w:fldCharType="end"/>
-            </w:r>
-          </w:hyperlink>
-        </w:p>
-        <w:p>
-          <w:pPr>
-            <w:pStyle w:val="TOC2"/>
-            <w:tabs>
-              <w:tab w:val="right" w:leader="dot" w:pos="9350"/>
-            </w:tabs>
-            <w:rPr>
-              <w:rFonts w:eastAsiaTheme="minorEastAsia"/>
-              <w:noProof/>
-              <w:sz w:val="24"/>
-              <w:szCs w:val="24"/>
-            </w:rPr>
-          </w:pPr>
-          <w:hyperlink w:anchor="_Toc225684090" w:history="1">
-            <w:r>
-              <w:rPr>
-                <w:rStyle w:val="Hyperlink"/>
-                <w:noProof/>
-              </w:rPr>
-              <w:t>5.2 Training speed comparison</w:t>
-            </w:r>
-            <w:r>
-              <w:rPr>
-                <w:noProof/>
-                <w:webHidden/>
-              </w:rPr>
-              <w:tab/>
-            </w:r>
-            <w:r>
-              <w:rPr>
-                <w:noProof/>
-                <w:webHidden/>
-              </w:rPr>
-              <w:fldChar w:fldCharType="begin"/>
-            </w:r>
-            <w:r>
-              <w:rPr>
-                <w:noProof/>
-                <w:webHidden/>
-              </w:rPr>
-              <w:instrText xml:space="preserve"> PAGEREF _Toc225684090 \h </w:instrText>
-            </w:r>
-            <w:r>
-              <w:rPr>
-                <w:noProof/>
-                <w:webHidden/>
-              </w:rPr>
-              <w:fldChar w:fldCharType="separate"/>
-            </w:r>
-            <w:r>
-              <w:rPr>
-                <w:b/>
-                <w:bCs/>
-                <w:noProof/>
-                <w:webHidden/>
-              </w:rPr>
-              <w:t>Error! Bookmark not defined.</w:t>
-            </w:r>
-            <w:r>
-              <w:rPr>
-                <w:noProof/>
-                <w:webHidden/>
-              </w:rPr>
-              <w:fldChar w:fldCharType="end"/>
-            </w:r>
-          </w:hyperlink>
-        </w:p>
-        <w:p>
-          <w:pPr>
-            <w:pStyle w:val="TOC2"/>
-            <w:tabs>
-              <w:tab w:val="right" w:leader="dot" w:pos="9350"/>
-            </w:tabs>
-            <w:rPr>
-              <w:rFonts w:eastAsiaTheme="minorEastAsia"/>
-              <w:noProof/>
-              <w:sz w:val="24"/>
-              <w:szCs w:val="24"/>
-            </w:rPr>
-          </w:pPr>
-          <w:hyperlink w:anchor="_Toc225684091" w:history="1">
-            <w:r>
-              <w:rPr>
-                <w:rStyle w:val="Hyperlink"/>
-                <w:noProof/>
-              </w:rPr>
-              <w:t>5.3 Effect of changing batch size and epochs</w:t>
-            </w:r>
-            <w:r>
-              <w:rPr>
-                <w:noProof/>
-                <w:webHidden/>
-              </w:rPr>
-              <w:tab/>
-            </w:r>
-            <w:r>
-              <w:rPr>
-                <w:noProof/>
-                <w:webHidden/>
-              </w:rPr>
-              <w:fldChar w:fldCharType="begin"/>
-            </w:r>
-            <w:r>
-              <w:rPr>
-                <w:noProof/>
-                <w:webHidden/>
-              </w:rPr>
-              <w:instrText xml:space="preserve"> PAGEREF _Toc225684091 \h </w:instrText>
-            </w:r>
-            <w:r>
-              <w:rPr>
-                <w:noProof/>
-                <w:webHidden/>
-              </w:rPr>
-              <w:fldChar w:fldCharType="separate"/>
-            </w:r>
-            <w:r>
-              <w:rPr>
-                <w:b/>
-                <w:bCs/>
-                <w:noProof/>
-                <w:webHidden/>
-              </w:rPr>
-              <w:t>Error! Bookmark not defined.</w:t>
-            </w:r>
-            <w:r>
-              <w:rPr>
-                <w:noProof/>
-                <w:webHidden/>
-              </w:rPr>
-              <w:fldChar w:fldCharType="end"/>
-            </w:r>
-          </w:hyperlink>
-        </w:p>
-        <w:p>
-          <w:pPr>
-            <w:pStyle w:val="TOC1"/>
-            <w:tabs>
-              <w:tab w:val="right" w:leader="dot" w:pos="9350"/>
-            </w:tabs>
-            <w:rPr>
-              <w:rFonts w:eastAsiaTheme="minorEastAsia"/>
-              <w:noProof/>
-              <w:sz w:val="24"/>
-              <w:szCs w:val="24"/>
-            </w:rPr>
-          </w:pPr>
-          <w:hyperlink w:anchor="_Toc225684092" w:history="1">
-            <w:r>
-              <w:rPr>
-                <w:rStyle w:val="Hyperlink"/>
-                <w:noProof/>
-              </w:rPr>
-              <w:t>6. Conclusion</w:t>
-            </w:r>
-            <w:r>
-              <w:rPr>
-                <w:noProof/>
-                <w:webHidden/>
-              </w:rPr>
-              <w:tab/>
-            </w:r>
-            <w:r>
-              <w:rPr>
-                <w:noProof/>
-                <w:webHidden/>
-              </w:rPr>
-              <w:fldChar w:fldCharType="begin"/>
-            </w:r>
-            <w:r>
-              <w:rPr>
-                <w:noProof/>
-                <w:webHidden/>
-              </w:rPr>
-              <w:instrText xml:space="preserve"> PAGEREF _Toc225684092 \h </w:instrText>
-            </w:r>
-            <w:r>
-              <w:rPr>
-                <w:noProof/>
-                <w:webHidden/>
-              </w:rPr>
-              <w:fldChar w:fldCharType="separate"/>
-            </w:r>
-            <w:r>
-              <w:rPr>
-                <w:b/>
-                <w:bCs/>
-                <w:noProof/>
-                <w:webHidden/>
-              </w:rPr>
-              <w:t>Error! Bookmark not defined.</w:t>
+                <w:noProof/>
+                <w:webHidden/>
+              </w:rPr>
+              <w:t>6</w:t>
             </w:r>
             <w:r>
               <w:rPr>
@@ -2120,9 +2014,8 @@
       <w:pPr>
         <w:pStyle w:val="Heading1"/>
       </w:pPr>
-      <w:bookmarkStart w:id="0" w:name="_Toc225684075"/>
-      <w:r>
-        <w:lastRenderedPageBreak/>
+      <w:bookmarkStart w:id="0" w:name="_Toc225885481"/>
+      <w:r>
         <w:t xml:space="preserve">1. </w:t>
       </w:r>
       <w:r>
@@ -2143,6 +2036,7 @@
           <w:sz w:val="24"/>
           <w:szCs w:val="24"/>
         </w:rPr>
+        <w:lastRenderedPageBreak/>
         <w:t>After completing Task C.4 (v0.3), the code base was upgraded to version v0.4 to solve more advanced forecasting problems:</w:t>
       </w:r>
     </w:p>
@@ -2235,7 +2129,7 @@
       <w:pPr>
         <w:pStyle w:val="Heading1"/>
       </w:pPr>
-      <w:bookmarkStart w:id="1" w:name="_Toc225684076"/>
+      <w:bookmarkStart w:id="1" w:name="_Toc225885482"/>
       <w:r>
         <w:t>2.</w:t>
       </w:r>
@@ -2254,14 +2148,14 @@
       <w:pPr>
         <w:pStyle w:val="Heading2"/>
       </w:pPr>
-      <w:bookmarkStart w:id="2" w:name="_Toc225684077"/>
+      <w:bookmarkStart w:id="2" w:name="_Toc225885483"/>
       <w:r>
         <w:t xml:space="preserve">2.1 </w:t>
       </w:r>
+      <w:r>
+        <w:t>Multistep prediction</w:t>
+      </w:r>
       <w:bookmarkEnd w:id="2"/>
-      <w:r>
-        <w:t>Multistep prediction</w:t>
-      </w:r>
     </w:p>
     <w:p>
       <w:r>
@@ -2374,6 +2268,9 @@
         <w:jc w:val="center"/>
       </w:pPr>
       <w:r>
+        <w:rPr>
+          <w:noProof/>
+        </w:rPr>
         <w:drawing>
           <wp:inline distT="0" distB="0" distL="0" distR="0" wp14:anchorId="24951C39" wp14:editId="5D088EB4">
             <wp:extent cx="5943600" cy="1530985"/>
@@ -2415,7 +2312,7 @@
       <w:pPr>
         <w:pStyle w:val="Heading2"/>
       </w:pPr>
-      <w:bookmarkStart w:id="3" w:name="_Toc225684078"/>
+      <w:bookmarkStart w:id="3" w:name="_Toc225885484"/>
       <w:r>
         <w:t xml:space="preserve">2.2 </w:t>
       </w:r>
@@ -2479,7 +2376,6 @@
           <w:sz w:val="24"/>
           <w:szCs w:val="24"/>
         </w:rPr>
-        <w:lastRenderedPageBreak/>
         <w:t>Open, High, Low, Close, Adj Close, Volume</w:t>
       </w:r>
     </w:p>
@@ -2514,15 +2410,8 @@
               <w:sz w:val="24"/>
               <w:szCs w:val="24"/>
             </w:rPr>
-            <m:t>X</m:t>
-          </m:r>
-          <m:r>
-            <w:rPr>
-              <w:rFonts w:ascii="Cambria Math" w:hAnsi="Cambria Math"/>
-              <w:sz w:val="24"/>
-              <w:szCs w:val="24"/>
-            </w:rPr>
-            <m:t>∈</m:t>
+            <w:lastRenderedPageBreak/>
+            <m:t>X∈</m:t>
           </m:r>
           <m:sSup>
             <m:sSupPr>
@@ -2555,15 +2444,7 @@
                   <w:sz w:val="24"/>
                   <w:szCs w:val="24"/>
                 </w:rPr>
-                <m:t>(</m:t>
-              </m:r>
-              <m:r>
-                <w:rPr>
-                  <w:rFonts w:ascii="Cambria Math" w:hAnsi="Cambria Math"/>
-                  <w:sz w:val="24"/>
-                  <w:szCs w:val="24"/>
-                </w:rPr>
-                <m:t xml:space="preserve">samples, lookback, </m:t>
+                <m:t xml:space="preserve">(samples, lookback, </m:t>
               </m:r>
               <m:sSub>
                 <m:sSubPr>
@@ -2666,7 +2547,7 @@
       <w:pPr>
         <w:pStyle w:val="Heading2"/>
       </w:pPr>
-      <w:bookmarkStart w:id="4" w:name="_Toc225684079"/>
+      <w:bookmarkStart w:id="4" w:name="_Toc225885485"/>
       <w:r>
         <w:t xml:space="preserve">2.3 </w:t>
       </w:r>
@@ -2801,34 +2682,22 @@
     </w:p>
     <w:p>
       <w:pPr>
+        <w:pStyle w:val="Heading1"/>
+      </w:pPr>
+      <w:bookmarkStart w:id="5" w:name="_Toc225885486"/>
+      <w:r>
+        <w:t xml:space="preserve">3. </w:t>
+      </w:r>
+      <w:r>
+        <w:t>Less Straightforward Code Lines</w:t>
+      </w:r>
+      <w:bookmarkEnd w:id="5"/>
+    </w:p>
+    <w:p>
+      <w:pPr>
         <w:pStyle w:val="Heading2"/>
-        <w:rPr>
-          <w:sz w:val="32"/>
-          <w:szCs w:val="32"/>
-        </w:rPr>
-      </w:pPr>
-      <w:bookmarkStart w:id="5" w:name="_Toc225684081"/>
-      <w:r>
-        <w:rPr>
-          <w:sz w:val="32"/>
-          <w:szCs w:val="32"/>
-        </w:rPr>
-        <w:t xml:space="preserve">3. </w:t>
-      </w:r>
-      <w:bookmarkEnd w:id="5"/>
-      <w:r>
-        <w:rPr>
-          <w:sz w:val="32"/>
-          <w:szCs w:val="32"/>
-        </w:rPr>
-        <w:t>Less Straightforward Code Lines</w:t>
-      </w:r>
-    </w:p>
-    <w:p>
-      <w:pPr>
-        <w:pStyle w:val="Heading2"/>
-      </w:pPr>
-      <w:bookmarkStart w:id="6" w:name="_Toc225684082"/>
+      </w:pPr>
+      <w:bookmarkStart w:id="6" w:name="_Toc225885487"/>
       <w:r>
         <w:t xml:space="preserve">3.1 </w:t>
       </w:r>
@@ -2926,17 +2795,17 @@
       <w:pPr>
         <w:pStyle w:val="Heading2"/>
       </w:pPr>
-      <w:bookmarkStart w:id="7" w:name="_Toc225684083"/>
+      <w:bookmarkStart w:id="7" w:name="_Toc225885488"/>
       <w:r>
         <w:rPr>
           <w:lang w:val="vi-VN"/>
         </w:rPr>
         <w:t xml:space="preserve">3.2 </w:t>
       </w:r>
+      <w:r>
+        <w:t>Keeping the model output compatible with y shape</w:t>
+      </w:r>
       <w:bookmarkEnd w:id="7"/>
-      <w:r>
-        <w:t>Keeping the model output compatible with y shape</w:t>
-      </w:r>
     </w:p>
     <w:p>
       <w:r>
@@ -2977,13 +2846,7 @@
         </w:numPr>
       </w:pPr>
       <w:r>
-        <w:t>ensuring predictions ret</w:t>
-      </w:r>
-      <w:r>
-        <w:t>u</w:t>
-      </w:r>
-      <w:r>
-        <w:t xml:space="preserve">rn shape (samples, </w:t>
+        <w:t xml:space="preserve">ensuring predictions return shape (samples, </w:t>
       </w:r>
       <w:proofErr w:type="spellStart"/>
       <w:r>
@@ -3004,7 +2867,9 @@
         <w:jc w:val="center"/>
       </w:pPr>
       <w:r>
-        <w:lastRenderedPageBreak/>
+        <w:rPr>
+          <w:noProof/>
+        </w:rPr>
         <w:drawing>
           <wp:inline distT="0" distB="0" distL="0" distR="0" wp14:anchorId="53BAC6C5" wp14:editId="330DEC35">
             <wp:extent cx="5486400" cy="1409114"/>
@@ -3046,17 +2911,18 @@
       <w:pPr>
         <w:pStyle w:val="Heading2"/>
       </w:pPr>
-      <w:bookmarkStart w:id="8" w:name="_Toc225684084"/>
-      <w:r>
+      <w:bookmarkStart w:id="8" w:name="_Toc225885489"/>
+      <w:r>
+        <w:lastRenderedPageBreak/>
         <w:t xml:space="preserve">3.3 </w:t>
       </w:r>
+      <w:r>
+        <w:t>Inverse transform for multistep outputs (scaler handling</w:t>
+      </w:r>
+      <w:r>
+        <w:t>)</w:t>
+      </w:r>
       <w:bookmarkEnd w:id="8"/>
-      <w:r>
-        <w:t>Inverse transform for multistep outputs (scaler handling</w:t>
-      </w:r>
-      <w:r>
-        <w:t>)</w:t>
-      </w:r>
     </w:p>
     <w:p>
       <w:r>
@@ -3116,6 +2982,7 @@
       <w:pPr>
         <w:pStyle w:val="Heading2"/>
       </w:pPr>
+      <w:bookmarkStart w:id="9" w:name="_Toc225885490"/>
       <w:r>
         <w:t xml:space="preserve">3.4 Handling “Adj Close” column differences in </w:t>
       </w:r>
@@ -3123,6 +2990,7 @@
       <w:r>
         <w:t>yfinance</w:t>
       </w:r>
+      <w:bookmarkEnd w:id="9"/>
       <w:proofErr w:type="spellEnd"/>
     </w:p>
     <w:p>
@@ -3154,6 +3022,9 @@
     </w:p>
     <w:p>
       <w:r>
+        <w:rPr>
+          <w:noProof/>
+        </w:rPr>
         <w:drawing>
           <wp:inline distT="0" distB="0" distL="0" distR="0" wp14:anchorId="6113FF73" wp14:editId="66B26733">
             <wp:extent cx="5943600" cy="907415"/>
@@ -3195,9 +3066,11 @@
       <w:pPr>
         <w:pStyle w:val="Heading2"/>
       </w:pPr>
+      <w:bookmarkStart w:id="10" w:name="_Toc225885491"/>
       <w:r>
         <w:t>3.5 Plotting multistep predictions clearly</w:t>
       </w:r>
+      <w:bookmarkEnd w:id="10"/>
     </w:p>
     <w:p>
       <w:r>
@@ -3209,9 +3082,11 @@
       <w:pPr>
         <w:pStyle w:val="Heading1"/>
       </w:pPr>
+      <w:bookmarkStart w:id="11" w:name="_Toc225885492"/>
       <w:r>
         <w:t>4. References Used</w:t>
       </w:r>
+      <w:bookmarkEnd w:id="11"/>
     </w:p>
     <w:p>
       <w:pPr>
@@ -3361,10 +3236,11 @@
       <w:pPr>
         <w:pStyle w:val="Heading1"/>
       </w:pPr>
-      <w:r>
-        <w:lastRenderedPageBreak/>
+      <w:bookmarkStart w:id="12" w:name="_Toc225885493"/>
+      <w:r>
         <w:t>5. Experiment Results Summary (Multistep / Multivariate / Combined)</w:t>
       </w:r>
+      <w:bookmarkEnd w:id="12"/>
     </w:p>
     <w:p>
       <w:pPr>
@@ -3440,9 +3316,11 @@
       <w:pPr>
         <w:pStyle w:val="Heading2"/>
       </w:pPr>
+      <w:bookmarkStart w:id="13" w:name="_Toc225885494"/>
       <w:r>
         <w:t>5.1 Mode A — Multistep (univariate, Close only, k=5)</w:t>
       </w:r>
+      <w:bookmarkEnd w:id="13"/>
     </w:p>
     <w:p>
       <w:pPr>
@@ -3465,6 +3343,7 @@
         </w:numPr>
       </w:pPr>
       <w:r>
+        <w:lastRenderedPageBreak/>
         <w:t>Reported metrics (from logs):</w:t>
       </w:r>
     </w:p>
@@ -3494,6 +3373,9 @@
     </w:p>
     <w:p>
       <w:r>
+        <w:rPr>
+          <w:noProof/>
+        </w:rPr>
         <w:drawing>
           <wp:inline distT="0" distB="0" distL="0" distR="0" wp14:anchorId="0DD2D7E9" wp14:editId="35D7EF41">
             <wp:extent cx="5943600" cy="1084580"/>
@@ -3536,9 +3418,11 @@
       <w:pPr>
         <w:pStyle w:val="Heading2"/>
       </w:pPr>
+      <w:bookmarkStart w:id="14" w:name="_Toc225885495"/>
       <w:r>
         <w:t>5.2 Mode B — Multivariate (single-step, 6 features)</w:t>
       </w:r>
+      <w:bookmarkEnd w:id="14"/>
     </w:p>
     <w:p>
       <w:pPr>
@@ -3593,6 +3477,9 @@
         <w:jc w:val="center"/>
       </w:pPr>
       <w:r>
+        <w:rPr>
+          <w:noProof/>
+        </w:rPr>
         <w:drawing>
           <wp:inline distT="0" distB="0" distL="0" distR="0" wp14:anchorId="0C93827A" wp14:editId="12013221">
             <wp:extent cx="4258269" cy="1238423"/>
@@ -3634,9 +3521,11 @@
       <w:pPr>
         <w:pStyle w:val="Heading2"/>
       </w:pPr>
+      <w:bookmarkStart w:id="15" w:name="_Toc225885496"/>
       <w:r>
         <w:t>5.3 Mode C — Multivariate + Multistep (6 features, k=5)</w:t>
       </w:r>
+      <w:bookmarkEnd w:id="15"/>
     </w:p>
     <w:p>
       <w:pPr>
@@ -3692,6 +3581,9 @@
         <w:jc w:val="center"/>
       </w:pPr>
       <w:r>
+        <w:rPr>
+          <w:noProof/>
+        </w:rPr>
         <w:drawing>
           <wp:inline distT="0" distB="0" distL="0" distR="0" wp14:anchorId="37FAC142" wp14:editId="26FD7A50">
             <wp:extent cx="5943600" cy="1132840"/>
@@ -3734,6 +3626,9 @@
         <w:ind w:left="1080"/>
       </w:pPr>
       <w:r>
+        <w:rPr>
+          <w:noProof/>
+        </w:rPr>
         <w:lastRenderedPageBreak/>
         <w:drawing>
           <wp:inline distT="0" distB="0" distL="0" distR="0" wp14:anchorId="6BD86682" wp14:editId="67E18395">
@@ -7627,6 +7522,7 @@
   <w:style w:type="character" w:default="1" w:styleId="DefaultParagraphFont">
     <w:name w:val="Default Paragraph Font"/>
     <w:uiPriority w:val="1"/>
+    <w:semiHidden/>
     <w:unhideWhenUsed/>
   </w:style>
   <w:style w:type="table" w:default="1" w:styleId="TableNormal">
